--- a/companies/calderwood-partners/Engagements/Brown and Sons/2009.10.12 - Status Report - Brown and Sons v2 FINAL.docx
+++ b/companies/calderwood-partners/Engagements/Brown and Sons/2009.10.12 - Status Report - Brown and Sons v2 FINAL.docx
@@ -7,12 +7,17 @@
         <w:pStyle w:val="Heading1"/>
       </w:pPr>
       <w:r>
-        <w:t>Status Report: Cost Transformation for Brown and Sons</w:t>
+        <w:t>Cost Transformation for Brown and Sons: Progress Report</w:t>
       </w:r>
     </w:p>
     <w:p>
       <w:r>
-        <w:t>This is the midpoint update on our cost work for Brown and Sons, written for you ahead of the read-out we have coming up. I have kept it plain and laid it out in the order you will want it: where we stand overall, what we have finished since my last report, what the team is turning to next, how the work sits against the budget, and the few items I am keeping an eye on. If any of it reads differently from your own sense of where the engagement is, telephone me and we will square it before we meet.</w:t>
+        <w:t>Prepared by Michael Walker, Engagement Manager, for the finance leadership of Brown and Sons.</w:t>
+      </w:r>
+    </w:p>
+    <w:p>
+      <w:r>
+        <w:t>The engagement is on schedule and within budget at its midpoint, with the diagnostic work behind us and the sizing of savings now beginning. The cost baseline is built and agreed with your team, the benchmarking that will tell us where Brown and Sons stands against comparable operators is under way, and we are on course to bring you the first sized savings opportunities in the next reporting period. Nothing in the work so far has changed the shape of the assignment we set out at the start.</w:t>
       </w:r>
     </w:p>
     <w:p>
@@ -20,12 +25,17 @@
         <w:pStyle w:val="Heading2"/>
       </w:pPr>
       <w:r>
-        <w:t>Where we stand</w:t>
+        <w:t>What we completed this period</w:t>
       </w:r>
     </w:p>
     <w:p>
       <w:r>
-        <w:t>We are about halfway through, and I am glad to be able to tell you the work is where it should be. The cost baseline is closed and agreed, which was the piece everything else leans on, and with that behind us the team has moved from measuring the cost to working out how to bring it down. The early savings picture is forming across the two areas we pointed to at the start, procurement and back-office overhead, and neither has held any unwelcome surprises so far. I want to be clear that there are no recommendations in this note yet. What follows is progress and a few early reads, and I have kept the two apart on purpose, so that nothing here gets taken as settled before it is.</w:t>
+        <w:t>The baseline cost model is complete, and it is the piece the rest of the analysis now stands on. James Green built it from your general ledger and headcount files down to the level of individual cost pools, reconciled it to your reported figures for the last two full years, and has kept every line traceable back to a source your finance staff already recognize. Where a cost sat in more than one system we agreed a single treatment with your controllers before we closed the number, so the baseline we are working from is one both sides have signed off.</w:t>
+      </w:r>
+    </w:p>
+    <w:p>
+      <w:r>
+        <w:t>Alongside the baseline we mapped the cost drivers behind the three largest pools, which is where the transformation will earn most of its return. Deborah Gordon has assembled the external benchmarks for those pools and has the comparison roughly two-thirds built; the early read is that two of the three pools run above the comparable range, though I would ask you to treat that as a direction and not yet a finding until the benchmark set is closed. We also held the first round of interviews with your line managers, which surfaced two cost areas that do not show cleanly in the ledger and that we are now tracing back to where they sit.</w:t>
       </w:r>
     </w:p>
     <w:p>
@@ -33,39 +43,12 @@
         <w:pStyle w:val="Heading2"/>
       </w:pPr>
       <w:r>
-        <w:t>Finished since my last report</w:t>
+        <w:t>The engagement budget</w:t>
       </w:r>
     </w:p>
     <w:p>
-      <w:pPr>
-        <w:pStyle w:val="ListBullet"/>
-      </w:pPr>
       <w:r>
-        <w:t>James Green has closed the baseline. It reconciles to your general ledger and to your headcount records, and every figure in it traces back to a source on your side, so there are no outside benchmark numbers carried in.</w:t>
-      </w:r>
-    </w:p>
-    <w:p>
-      <w:pPr>
-        <w:pStyle w:val="ListBullet"/>
-      </w:pPr>
-      <w:r>
-        <w:t>We have mapped where third-party spend is split across too many vendors, which is where the single largest opportunity looks to sit. Deborah Gordon sorted the spend into categories that match how your buyers actually work, not how the ledger happens to code it, and that made the pattern much easier to see.</w:t>
-      </w:r>
-    </w:p>
-    <w:p>
-      <w:pPr>
-        <w:pStyle w:val="ListBullet"/>
-      </w:pPr>
-      <w:r>
-        <w:t>The overhead review is done in first pass. The support functions cost more per unit of work than we would expect, and the cost is concentrated in a few places instead of spread thin, which is good news, since a fix aimed at a few spots is far easier to land than one spread across everything.</w:t>
-      </w:r>
-    </w:p>
-    <w:p>
-      <w:pPr>
-        <w:pStyle w:val="ListBullet"/>
-      </w:pPr>
-      <w:r>
-        <w:t>We held a working session with your team at Brown and Sons last month and walked them through the baseline line by line. Your people pushed on the numbers, which is exactly what we wanted, and the handful of points they raised have all been run down and closed.</w:t>
+        <w:t>We remain within the budget for the assignment. The fixed fee of $48,500 covers the full scope of the transformation through to the final recommendations, and our effort to date tracks the plan we set at the outset with no change to that figure in prospect. Should anything in the remaining work look likely to move it, I will raise it with you as soon as it appears.</w:t>
       </w:r>
     </w:p>
     <w:p>
@@ -73,12 +56,17 @@
         <w:pStyle w:val="Heading2"/>
       </w:pPr>
       <w:r>
-        <w:t>What the team is turning to</w:t>
+        <w:t>The coming weeks</w:t>
       </w:r>
     </w:p>
     <w:p>
       <w:r>
-        <w:t>With the baseline settled, the team is now sizing the savings properly and putting them in an order you can act on. James Green is pressure-testing the vendor-consolidation figure against the actual contract terms, because that estimate rests on spend data today, and the terms can move it either way once we read them. Deborah Gordon is drafting the phased case, setting out which moves come first and what each one will ask of your organization. My aim is to bring you, at the read-out, a savings target we can stand behind and a sequence for capturing it, with the low-risk procurement steps kept separate from the deeper structural changes, so the pace stays your decision and not ours.</w:t>
+        <w:t>The next period turns from measuring cost to sizing what can be taken out of it. We will close the benchmarking, convert the gaps it shows into a first set of savings opportunities with a rough value and a rough difficulty against each, and bring that list to you for a working session before we take any of it further. James Green will extend the baseline model so that each opportunity ties back to the cost pool it comes from, and Deborah Gordon will hold the benchmark evidence behind every number we put a value on.</w:t>
+      </w:r>
+    </w:p>
+    <w:p>
+      <w:r>
+        <w:t>We will also begin the lighter question of how each opportunity would actually be implemented, though only far enough to tell an easy change from a hard one; the detailed design belongs to the later stage of the work and we will not run ahead of the evidence to reach it. I expect to have the sized opportunity list in your hands by the time of the next report.</w:t>
       </w:r>
     </w:p>
     <w:p>
@@ -86,59 +74,29 @@
         <w:pStyle w:val="Heading2"/>
       </w:pPr>
       <w:r>
-        <w:t>Against the budget</w:t>
+        <w:t>What could move the timeline</w:t>
       </w:r>
     </w:p>
     <w:p>
       <w:r>
-        <w:t>The work so far has been done inside the fixed fee of $48,500 set in our engagement letter, and the scope that remains, the savings sizing and the phased plan, is covered by that same fee. I do not see a change to it. If something you ask for later takes us past what the letter describes, I will put the price of that addition to you in writing before we start on it, the way the letter provides, so there is never a surprise waiting on the invoice.</w:t>
-      </w:r>
-    </w:p>
-    <w:p>
-      <w:pPr>
-        <w:pStyle w:val="Heading2"/>
-      </w:pPr>
-      <w:r>
-        <w:t>What I am keeping an eye on</w:t>
-      </w:r>
-    </w:p>
-    <w:p>
-      <w:pPr>
-        <w:pStyle w:val="ListBullet"/>
-      </w:pPr>
-      <w:r>
-        <w:t>The two smaller sites carry thinner cost data than the main operation. Closing that gap needs a few hours from the site controllers, not a fresh collection effort, and until it is closed the savings we attribute to those sites stay provisional.</w:t>
-      </w:r>
-    </w:p>
-    <w:p>
-      <w:pPr>
-        <w:pStyle w:val="ListBullet"/>
-      </w:pPr>
-      <w:r>
-        <w:t>The consolidation figure is our single largest line and still rests on spend rather than on contract terms. I would not want you to bank it until James Green has tested it against the contracts, which is in hand now.</w:t>
-      </w:r>
-    </w:p>
-    <w:p>
-      <w:pPr>
-        <w:pStyle w:val="ListBullet"/>
-      </w:pPr>
-      <w:r>
-        <w:t>We will need a little standing time with your finance staff as the phased case comes together. A short slot each week would keep the design moving; if that access slips, the schedule slips with it.</w:t>
+        <w:t>One item carries real schedule risk, which is the site-level cost data for the two smaller facilities. We asked for it three weeks ago and have had part of it back; the remainder sits inside a system your team is mid-migration on, and until it arrives the benchmarking for those two sites stays open. It does not hold up the three larger pools, so the critical path is intact, but it would begin to bind if the pull slips much further.</w:t>
       </w:r>
     </w:p>
     <w:p>
       <w:r>
-        <w:t>That is the whole of it as I see it today. I am pleased with the pace and with what the team has put together, and I think the read-out will hand you a clear decision to make rather than a stack of analysis to wade through. I will keep the data-request log current between now and then, and I will send the materials across in good time so you are not reading them cold in the room. If any figure or statement here does not match your own read of things, tell me and I will correct it against the source before we meet. Thank you, as ever, for the time your people have put in with us; it has made a real difference to the pace of the work.</w:t>
+        <w:t>The second risk is smaller and concerns the benchmark comparators rather than your data. Two of the external sources define one of the cost pools differently than your ledger does, and Deborah Gordon is reconciling the definitions before she will let that pool's comparison carry weight; if the reconciliation does not resolve cleanly we will present that pool as a range rather than a single point. Neither risk changes the budget or the shape of the assignment, and I am flagging them now only so that nothing in the next report reaches you as a surprise.</w:t>
+      </w:r>
+    </w:p>
+    <w:p>
+      <w:r>
+        <w:t>I will send the sized opportunity list and the next status report together, and I am glad to walk any of the above through by telephone before then if it would help.</w:t>
       </w:r>
     </w:p>
     <w:p>
       <w:r>
         <w:t>Michael Walker</w:t>
-      </w:r>
-    </w:p>
-    <w:p>
-      <w:r>
-        <w:t>Engagement Manager, Calderwood Partners</w:t>
+        <w:br/>
+        <w:t>Engagement Manager</w:t>
       </w:r>
     </w:p>
     <w:sectPr>
